--- a/projects/kkn-badko-blog/export/kkn-badko-blog_Migration_Plan.docx
+++ b/projects/kkn-badko-blog/export/kkn-badko-blog_Migration_Plan.docx
@@ -318,7 +318,20 @@
               <w:jc w:val="left"/>
             </w:pPr>
             <w:r>
-              <w:t xml:space="preserve">Analysis complete; execution blocked on decision D-05 (see §4)</w:t>
+              <w:t xml:space="preserve">D-05 resolved 2026-07-26 →</w:t>
+            </w:r>
+            <w:r>
+              <w:t xml:space="preserve"> </w:t>
+            </w:r>
+            <w:r>
+              <w:rPr>
+                <w:bCs/>
+                <w:b/>
+              </w:rPr>
+              <w:t xml:space="preserve">Option B selected</w:t>
+            </w:r>
+            <w:r>
+              <w:t xml:space="preserve">; full archive taken; awaiting OAuth setup + execution (§6)</w:t>
             </w:r>
           </w:p>
         </w:tc>
@@ -1432,6 +1445,49 @@
         <w:t xml:space="preserve">, accepting loss of 4 comments and original authorship display.</w:t>
       </w:r>
     </w:p>
+    <w:p>
+      <w:pPr>
+        <w:pStyle w:val="FirstParagraph"/>
+      </w:pPr>
+      <w:r>
+        <w:rPr>
+          <w:bCs/>
+          <w:b/>
+        </w:rPr>
+        <w:t xml:space="preserve">RESOLVED 2026-07-26: No — Option B selected.</w:t>
+      </w:r>
+      <w:r>
+        <w:t xml:space="preserve"> </w:t>
+      </w:r>
+      <w:r>
+        <w:t xml:space="preserve">The legacy blog belongs to a Blogger account that authenticated via</w:t>
+      </w:r>
+      <w:r>
+        <w:t xml:space="preserve"> </w:t>
+      </w:r>
+      <w:r>
+        <w:rPr>
+          <w:bCs/>
+          <w:b/>
+        </w:rPr>
+        <w:t xml:space="preserve">Yahoo credentials</w:t>
+      </w:r>
+      <w:r>
+        <w:t xml:space="preserve">, a sign-in path Google no longer supports; the account is unrecoverable. Consequences accepted: the 4 native comments cannot be recreated as comments (their text is preserved in</w:t>
+      </w:r>
+      <w:r>
+        <w:t xml:space="preserve"> </w:t>
+      </w:r>
+      <w:r>
+        <w:rPr>
+          <w:rStyle w:val="VerbatimChar"/>
+        </w:rPr>
+        <w:t xml:space="preserve">archive/comments.json</w:t>
+      </w:r>
+      <w:r>
+        <w:t xml:space="preserve">), and migrated posts will show the new blog's author. The unrecoverable account also means the legacy content could disappear permanently if Google ever purges the orphaned account — which is why the full archive (§6 step 0) was taken immediately upon this decision, before execution of anything else.</w:t>
+      </w:r>
+    </w:p>
     <w:bookmarkEnd w:id="23"/>
     <w:bookmarkStart w:id="24" w:name="X28e4373dc1403c23e08dc063c381a78ece3f71e"/>
     <w:p>
@@ -1968,7 +2024,7 @@
         <w:t xml:space="preserve"> </w:t>
       </w:r>
       <w:r>
-        <w:t xml:space="preserve">— only if D-05 = No:</w:t>
+        <w:t xml:space="preserve">— SELECTED (D-05). Pipeline is archive-first: migration reads from the committed archive, not from the live legacy blog, so it keeps working even if the legacy blog vanishes.</w:t>
       </w:r>
     </w:p>
     <w:p>
@@ -1980,7 +2036,11 @@
         <w:pStyle w:val="Compact"/>
       </w:pPr>
       <w:r>
-        <w:t xml:space="preserve">Extend</w:t>
+        <w:rPr>
+          <w:bCs/>
+          <w:b/>
+        </w:rPr>
+        <w:t xml:space="preserve">Archive (done 2026-07-26):</w:t>
       </w:r>
       <w:r>
         <w:t xml:space="preserve"> </w:t>
@@ -1989,13 +2049,13 @@
         <w:rPr>
           <w:rStyle w:val="VerbatimChar"/>
         </w:rPr>
-        <w:t xml:space="preserve">tools/</w:t>
-      </w:r>
-      <w:r>
-        <w:t xml:space="preserve"> </w:t>
-      </w:r>
-      <w:r>
-        <w:t xml:space="preserve">with a</w:t>
+        <w:t xml:space="preserve">node tools/archive-source-content.mjs</w:t>
+      </w:r>
+      <w:r>
+        <w:t xml:space="preserve"> </w:t>
+      </w:r>
+      <w:r>
+        <w:t xml:space="preserve">→</w:t>
       </w:r>
       <w:r>
         <w:t xml:space="preserve"> </w:t>
@@ -2004,13 +2064,13 @@
         <w:rPr>
           <w:rStyle w:val="VerbatimChar"/>
         </w:rPr>
-        <w:t xml:space="preserve">migrate-posts.mjs</w:t>
-      </w:r>
-      <w:r>
-        <w:t xml:space="preserve"> </w:t>
-      </w:r>
-      <w:r>
-        <w:t xml:space="preserve">that reads legacy posts via API key (already proven by the analyzer) and inserts into the new blog via OAuth (authorization-code flow against the existing</w:t>
+        <w:t xml:space="preserve">archive/posts.json</w:t>
+      </w:r>
+      <w:r>
+        <w:t xml:space="preserve"> </w:t>
+      </w:r>
+      <w:r>
+        <w:t xml:space="preserve">(35 posts, full bodies),</w:t>
       </w:r>
       <w:r>
         <w:t xml:space="preserve"> </w:t>
@@ -2019,13 +2079,13 @@
         <w:rPr>
           <w:rStyle w:val="VerbatimChar"/>
         </w:rPr>
-        <w:t xml:space="preserve">runsdev</w:t>
-      </w:r>
-      <w:r>
-        <w:t xml:space="preserve"> </w:t>
-      </w:r>
-      <w:r>
-        <w:t xml:space="preserve">OAuth client; refresh token kept in</w:t>
+        <w:t xml:space="preserve">archive/comments.json</w:t>
+      </w:r>
+      <w:r>
+        <w:t xml:space="preserve"> </w:t>
+      </w:r>
+      <w:r>
+        <w:t xml:space="preserve">(4),</w:t>
       </w:r>
       <w:r>
         <w:t xml:space="preserve"> </w:t>
@@ -2034,10 +2094,13 @@
         <w:rPr>
           <w:rStyle w:val="VerbatimChar"/>
         </w:rPr>
-        <w:t xml:space="preserve">website/.env.local</w:t>
-      </w:r>
-      <w:r>
-        <w:t xml:space="preserve">, never committed — BR-006).</w:t>
+        <w:t xml:space="preserve">archive/images/</w:t>
+      </w:r>
+      <w:r>
+        <w:t xml:space="preserve"> </w:t>
+      </w:r>
+      <w:r>
+        <w:t xml:space="preserve">(20/20 downloaded, 1.1 MB) — all committed. This is the durable backup of the unrecoverable account's content.</w:t>
       </w:r>
     </w:p>
     <w:p>
@@ -2049,7 +2112,17 @@
         <w:pStyle w:val="Compact"/>
       </w:pPr>
       <w:r>
-        <w:t xml:space="preserve">Insert oldest-first with</w:t>
+        <w:rPr>
+          <w:bCs/>
+          <w:b/>
+        </w:rPr>
+        <w:t xml:space="preserve">OAuth setup (Owner, one-off):</w:t>
+      </w:r>
+      <w:r>
+        <w:t xml:space="preserve"> </w:t>
+      </w:r>
+      <w:r>
+        <w:t xml:space="preserve">in Cloud Console (project</w:t>
       </w:r>
       <w:r>
         <w:t xml:space="preserve"> </w:t>
@@ -2058,13 +2131,95 @@
         <w:rPr>
           <w:rStyle w:val="VerbatimChar"/>
         </w:rPr>
-        <w:t xml:space="preserve">published</w:t>
-      </w:r>
-      <w:r>
-        <w:t xml:space="preserve"> </w:t>
-      </w:r>
-      <w:r>
-        <w:t xml:space="preserve">set, verifying each response; throttle to respect the default Blogger API write quota.</w:t>
+        <w:t xml:space="preserve">runsdev</w:t>
+      </w:r>
+      <w:r>
+        <w:t xml:space="preserve">) add</w:t>
+      </w:r>
+      <w:r>
+        <w:t xml:space="preserve"> </w:t>
+      </w:r>
+      <w:r>
+        <w:rPr>
+          <w:rStyle w:val="VerbatimChar"/>
+        </w:rPr>
+        <w:t xml:space="preserve">http://localhost:8765/callback</w:t>
+      </w:r>
+      <w:r>
+        <w:t xml:space="preserve"> </w:t>
+      </w:r>
+      <w:r>
+        <w:t xml:space="preserve">to the OAuth client's Authorized redirect URIs; put the client id/secret into</w:t>
+      </w:r>
+      <w:r>
+        <w:t xml:space="preserve"> </w:t>
+      </w:r>
+      <w:r>
+        <w:rPr>
+          <w:rStyle w:val="VerbatimChar"/>
+        </w:rPr>
+        <w:t xml:space="preserve">website/.env.local</w:t>
+      </w:r>
+      <w:r>
+        <w:t xml:space="preserve"> </w:t>
+      </w:r>
+      <w:r>
+        <w:t xml:space="preserve">(</w:t>
+      </w:r>
+      <w:r>
+        <w:rPr>
+          <w:rStyle w:val="VerbatimChar"/>
+        </w:rPr>
+        <w:t xml:space="preserve">GOOGLE_OAUTH_CLIENT_ID/_SECRET</w:t>
+      </w:r>
+      <w:r>
+        <w:t xml:space="preserve">); run</w:t>
+      </w:r>
+      <w:r>
+        <w:t xml:space="preserve"> </w:t>
+      </w:r>
+      <w:r>
+        <w:rPr>
+          <w:rStyle w:val="VerbatimChar"/>
+        </w:rPr>
+        <w:t xml:space="preserve">node tools/migrate-posts.mjs auth</w:t>
+      </w:r>
+      <w:r>
+        <w:t xml:space="preserve"> </w:t>
+      </w:r>
+      <w:r>
+        <w:t xml:space="preserve">signed in as an author/admin of the</w:t>
+      </w:r>
+      <w:r>
+        <w:t xml:space="preserve"> </w:t>
+      </w:r>
+      <w:r>
+        <w:rPr>
+          <w:bCs/>
+          <w:b/>
+        </w:rPr>
+        <w:t xml:space="preserve">new</w:t>
+      </w:r>
+      <w:r>
+        <w:t xml:space="preserve"> </w:t>
+      </w:r>
+      <w:r>
+        <w:t xml:space="preserve">blog — the refresh token is saved to</w:t>
+      </w:r>
+      <w:r>
+        <w:t xml:space="preserve"> </w:t>
+      </w:r>
+      <w:r>
+        <w:rPr>
+          <w:rStyle w:val="VerbatimChar"/>
+        </w:rPr>
+        <w:t xml:space="preserve">.env.local</w:t>
+      </w:r>
+      <w:r>
+        <w:t xml:space="preserve"> </w:t>
+      </w:r>
+      <w:r>
+        <w:t xml:space="preserve">automatically (never committed, BR-006).</w:t>
       </w:r>
     </w:p>
     <w:p>
@@ -2076,7 +2231,124 @@
         <w:pStyle w:val="Compact"/>
       </w:pPr>
       <w:r>
-        <w:t xml:space="preserve">Idempotency guard: before each insert, check target for an existing post with the same title + publish date; skip if present.</w:t>
+        <w:rPr>
+          <w:bCs/>
+          <w:b/>
+        </w:rPr>
+        <w:t xml:space="preserve">Dry run (verified 2026-07-26):</w:t>
+      </w:r>
+      <w:r>
+        <w:t xml:space="preserve"> </w:t>
+      </w:r>
+      <w:r>
+        <w:rPr>
+          <w:rStyle w:val="VerbatimChar"/>
+        </w:rPr>
+        <w:t xml:space="preserve">node tools/migrate-posts.mjs migrate</w:t>
+      </w:r>
+      <w:r>
+        <w:t xml:space="preserve"> </w:t>
+      </w:r>
+      <w:r>
+        <w:t xml:space="preserve">— lists what would be inserted; idempotency check against the target confirmed working (35 to insert, 0 skipped on empty target).</w:t>
+      </w:r>
+    </w:p>
+    <w:p>
+      <w:pPr>
+        <w:numPr>
+          <w:ilvl w:val="0"/>
+          <w:numId w:val="1003"/>
+        </w:numPr>
+        <w:pStyle w:val="Compact"/>
+      </w:pPr>
+      <w:r>
+        <w:rPr>
+          <w:bCs/>
+          <w:b/>
+        </w:rPr>
+        <w:t xml:space="preserve">Test batch:</w:t>
+      </w:r>
+      <w:r>
+        <w:t xml:space="preserve"> </w:t>
+      </w:r>
+      <w:r>
+        <w:rPr>
+          <w:rStyle w:val="VerbatimChar"/>
+        </w:rPr>
+        <w:t xml:space="preserve">node tools/migrate-posts.mjs migrate --execute --limit 1</w:t>
+      </w:r>
+      <w:r>
+        <w:t xml:space="preserve"> </w:t>
+      </w:r>
+      <w:r>
+        <w:t xml:space="preserve">→ check the post on the new blog and the website (</w:t>
+      </w:r>
+      <w:r>
+        <w:rPr>
+          <w:rStyle w:val="VerbatimChar"/>
+        </w:rPr>
+        <w:t xml:space="preserve">npm run dev</w:t>
+      </w:r>
+      <w:r>
+        <w:t xml:space="preserve">).</w:t>
+      </w:r>
+    </w:p>
+    <w:p>
+      <w:pPr>
+        <w:numPr>
+          <w:ilvl w:val="0"/>
+          <w:numId w:val="1003"/>
+        </w:numPr>
+        <w:pStyle w:val="Compact"/>
+      </w:pPr>
+      <w:r>
+        <w:rPr>
+          <w:bCs/>
+          <w:b/>
+        </w:rPr>
+        <w:t xml:space="preserve">Full run:</w:t>
+      </w:r>
+      <w:r>
+        <w:t xml:space="preserve"> </w:t>
+      </w:r>
+      <w:r>
+        <w:rPr>
+          <w:rStyle w:val="VerbatimChar"/>
+        </w:rPr>
+        <w:t xml:space="preserve">node tools/migrate-posts.mjs migrate --execute</w:t>
+      </w:r>
+      <w:r>
+        <w:t xml:space="preserve"> </w:t>
+      </w:r>
+      <w:r>
+        <w:t xml:space="preserve">— oldest-first, original</w:t>
+      </w:r>
+      <w:r>
+        <w:t xml:space="preserve"> </w:t>
+      </w:r>
+      <w:r>
+        <w:rPr>
+          <w:rStyle w:val="VerbatimChar"/>
+        </w:rPr>
+        <w:t xml:space="preserve">published</w:t>
+      </w:r>
+      <w:r>
+        <w:t xml:space="preserve"> </w:t>
+      </w:r>
+      <w:r>
+        <w:t xml:space="preserve">dates preserved, labels carried over, throttled 1.5 s/insert; safe to re-run (already-migrated posts are skipped).</w:t>
+      </w:r>
+    </w:p>
+    <w:p>
+      <w:pPr>
+        <w:numPr>
+          <w:ilvl w:val="0"/>
+          <w:numId w:val="1003"/>
+        </w:numPr>
+        <w:pStyle w:val="Compact"/>
+      </w:pPr>
+      <w:r>
+        <w:t xml:space="preserve">Verify (§7) and fill in §9.</w:t>
       </w:r>
     </w:p>
     <w:bookmarkEnd w:id="25"/>
@@ -2257,6 +2529,9 @@
               <w:jc w:val="left"/>
             </w:pPr>
             <w:r>
+              <w:rPr>
+                <w:strike/>
+              </w:rPr>
               <w:t xml:space="preserve">Double import → duplicated posts</w:t>
             </w:r>
           </w:p>
@@ -2269,6 +2544,9 @@
               <w:jc w:val="left"/>
             </w:pPr>
             <w:r>
+              <w:rPr>
+                <w:strike/>
+              </w:rPr>
               <w:t xml:space="preserve">Med</w:t>
             </w:r>
           </w:p>
@@ -2281,7 +2559,22 @@
               <w:jc w:val="left"/>
             </w:pPr>
             <w:r>
-              <w:t xml:space="preserve">Single execution + §7 count check; target is empty today, making cleanup trivial</w:t>
+              <w:t xml:space="preserve">Closed by design:</w:t>
+            </w:r>
+            <w:r>
+              <w:t xml:space="preserve"> </w:t>
+            </w:r>
+            <w:r>
+              <w:rPr>
+                <w:rStyle w:val="VerbatimChar"/>
+              </w:rPr>
+              <w:t xml:space="preserve">migrate-posts.mjs</w:t>
+            </w:r>
+            <w:r>
+              <w:t xml:space="preserve"> </w:t>
+            </w:r>
+            <w:r>
+              <w:t xml:space="preserve">skips posts already on the target (title + publish date), verified in dry run</w:t>
             </w:r>
           </w:p>
         </w:tc>
@@ -2295,6 +2588,9 @@
               <w:jc w:val="left"/>
             </w:pPr>
             <w:r>
+              <w:rPr>
+                <w:strike/>
+              </w:rPr>
               <w:t xml:space="preserve">Legacy admin access actually unavailable</w:t>
             </w:r>
           </w:p>
@@ -2307,19 +2603,38 @@
               <w:jc w:val="left"/>
             </w:pPr>
             <w:r>
-              <w:t xml:space="preserve">Med</w:t>
-            </w:r>
-          </w:p>
-        </w:tc>
-        <w:tc>
-          <w:tcPr/>
-          <w:p>
-            <w:pPr>
-              <w:pStyle w:val="Compact"/>
-              <w:jc w:val="left"/>
-            </w:pPr>
-            <w:r>
-              <w:t xml:space="preserve">Fall back to Option B (D-05); comments (4) documented as accepted loss</w:t>
+              <w:t xml:space="preserve">—</w:t>
+            </w:r>
+          </w:p>
+        </w:tc>
+        <w:tc>
+          <w:tcPr/>
+          <w:p>
+            <w:pPr>
+              <w:pStyle w:val="Compact"/>
+              <w:jc w:val="left"/>
+            </w:pPr>
+            <w:r>
+              <w:rPr>
+                <w:bCs/>
+                <w:b/>
+              </w:rPr>
+              <w:t xml:space="preserve">Realized</w:t>
+            </w:r>
+            <w:r>
+              <w:t xml:space="preserve"> </w:t>
+            </w:r>
+            <w:r>
+              <w:t xml:space="preserve">(Yahoo-linked account, D-05) → Option B in effect; 4 comments preserved as text in</w:t>
+            </w:r>
+            <w:r>
+              <w:t xml:space="preserve"> </w:t>
+            </w:r>
+            <w:r>
+              <w:rPr>
+                <w:rStyle w:val="VerbatimChar"/>
+              </w:rPr>
+              <w:t xml:space="preserve">archive/comments.json</w:t>
             </w:r>
           </w:p>
         </w:tc>
@@ -2333,31 +2648,41 @@
               <w:jc w:val="left"/>
             </w:pPr>
             <w:r>
-              <w:t xml:space="preserve">2009-era image URLs dead</w:t>
-            </w:r>
-          </w:p>
-        </w:tc>
-        <w:tc>
-          <w:tcPr/>
-          <w:p>
-            <w:pPr>
-              <w:pStyle w:val="Compact"/>
-              <w:jc w:val="left"/>
-            </w:pPr>
-            <w:r>
-              <w:t xml:space="preserve">Low</w:t>
-            </w:r>
-          </w:p>
-        </w:tc>
-        <w:tc>
-          <w:tcPr/>
-          <w:p>
-            <w:pPr>
-              <w:pStyle w:val="Compact"/>
-              <w:jc w:val="left"/>
-            </w:pPr>
-            <w:r>
-              <w:t xml:space="preserve">§7 spot-check; broken images degrade gracefully (alt text); re-uploading is content work for the Owner, out of scope</w:t>
+              <w:t xml:space="preserve">Legacy content purged by Google (orphaned account) before/after migration</w:t>
+            </w:r>
+          </w:p>
+        </w:tc>
+        <w:tc>
+          <w:tcPr/>
+          <w:p>
+            <w:pPr>
+              <w:pStyle w:val="Compact"/>
+              <w:jc w:val="left"/>
+            </w:pPr>
+            <w:r>
+              <w:t xml:space="preserve">High → Low</w:t>
+            </w:r>
+          </w:p>
+        </w:tc>
+        <w:tc>
+          <w:tcPr/>
+          <w:p>
+            <w:pPr>
+              <w:pStyle w:val="Compact"/>
+              <w:jc w:val="left"/>
+            </w:pPr>
+            <w:r>
+              <w:rPr>
+                <w:bCs/>
+                <w:b/>
+              </w:rPr>
+              <w:t xml:space="preserve">Mitigated 2026-07-26:</w:t>
+            </w:r>
+            <w:r>
+              <w:t xml:space="preserve"> </w:t>
+            </w:r>
+            <w:r>
+              <w:t xml:space="preserve">full content archive committed to the repo (posts, comments, images); migration reads from the archive, not the live blog</w:t>
             </w:r>
           </w:p>
         </w:tc>
@@ -2371,6 +2696,80 @@
               <w:jc w:val="left"/>
             </w:pPr>
             <w:r>
+              <w:t xml:space="preserve">Image URLs (</w:t>
+            </w:r>
+            <w:r>
+              <w:rPr>
+                <w:rStyle w:val="VerbatimChar"/>
+              </w:rPr>
+              <w:t xml:space="preserve">blogger.googleusercontent.com</w:t>
+            </w:r>
+            <w:r>
+              <w:t xml:space="preserve">, legacy account's storage) die later</w:t>
+            </w:r>
+          </w:p>
+        </w:tc>
+        <w:tc>
+          <w:tcPr/>
+          <w:p>
+            <w:pPr>
+              <w:pStyle w:val="Compact"/>
+              <w:jc w:val="left"/>
+            </w:pPr>
+            <w:r>
+              <w:t xml:space="preserve">Med</w:t>
+            </w:r>
+          </w:p>
+        </w:tc>
+        <w:tc>
+          <w:tcPr/>
+          <w:p>
+            <w:pPr>
+              <w:pStyle w:val="Compact"/>
+              <w:jc w:val="left"/>
+            </w:pPr>
+            <w:r>
+              <w:t xml:space="preserve">All 20 images archived in-repo; if links break post-launch, re-host from</w:t>
+            </w:r>
+            <w:r>
+              <w:t xml:space="preserve"> </w:t>
+            </w:r>
+            <w:r>
+              <w:rPr>
+                <w:rStyle w:val="VerbatimChar"/>
+              </w:rPr>
+              <w:t xml:space="preserve">archive/images/</w:t>
+            </w:r>
+            <w:r>
+              <w:t xml:space="preserve"> </w:t>
+            </w:r>
+            <w:r>
+              <w:t xml:space="preserve">(e.g. re-insert via Blogger editor or serve from</w:t>
+            </w:r>
+            <w:r>
+              <w:t xml:space="preserve"> </w:t>
+            </w:r>
+            <w:r>
+              <w:rPr>
+                <w:rStyle w:val="VerbatimChar"/>
+              </w:rPr>
+              <w:t xml:space="preserve">website/public/</w:t>
+            </w:r>
+            <w:r>
+              <w:t xml:space="preserve">) and update the affected posts</w:t>
+            </w:r>
+          </w:p>
+        </w:tc>
+      </w:tr>
+      <w:tr>
+        <w:tc>
+          <w:tcPr/>
+          <w:p>
+            <w:pPr>
+              <w:pStyle w:val="Compact"/>
+              <w:jc w:val="left"/>
+            </w:pPr>
+            <w:r>
               <w:t xml:space="preserve">Blogger write quota (Option B)</w:t>
             </w:r>
           </w:p>
@@ -2395,7 +2794,7 @@
               <w:jc w:val="left"/>
             </w:pPr>
             <w:r>
-              <w:t xml:space="preserve">35 posts « daily quota; throttle inserts</w:t>
+              <w:t xml:space="preserve">35 posts « daily quota; 1.5 s throttle between inserts</w:t>
             </w:r>
           </w:p>
         </w:tc>
@@ -2448,7 +2847,7 @@
               <w:jc w:val="left"/>
             </w:pPr>
             <w:r>
-              <w:t xml:space="preserve">Option executed</w:t>
+              <w:t xml:space="preserve">Step</w:t>
             </w:r>
           </w:p>
         </w:tc>
@@ -2486,6 +2885,30 @@
               <w:jc w:val="left"/>
             </w:pPr>
             <w:r>
+              <w:t xml:space="preserve">2026-07-26</w:t>
+            </w:r>
+          </w:p>
+        </w:tc>
+        <w:tc>
+          <w:tcPr/>
+          <w:p>
+            <w:pPr>
+              <w:pStyle w:val="Compact"/>
+              <w:jc w:val="left"/>
+            </w:pPr>
+            <w:r>
+              <w:t xml:space="preserve">D-05 decided: No legacy access (Yahoo-linked account) → Option B</w:t>
+            </w:r>
+          </w:p>
+        </w:tc>
+        <w:tc>
+          <w:tcPr/>
+          <w:p>
+            <w:pPr>
+              <w:pStyle w:val="Compact"/>
+              <w:jc w:val="left"/>
+            </w:pPr>
+            <w:r>
               <w:t xml:space="preserve">—</w:t>
             </w:r>
           </w:p>
@@ -2498,6 +2921,120 @@
               <w:jc w:val="left"/>
             </w:pPr>
             <w:r>
+              <w:t xml:space="preserve">Project Owner</w:t>
+            </w:r>
+          </w:p>
+        </w:tc>
+      </w:tr>
+      <w:tr>
+        <w:tc>
+          <w:tcPr/>
+          <w:p>
+            <w:pPr>
+              <w:pStyle w:val="Compact"/>
+              <w:jc w:val="left"/>
+            </w:pPr>
+            <w:r>
+              <w:t xml:space="preserve">2026-07-26</w:t>
+            </w:r>
+          </w:p>
+        </w:tc>
+        <w:tc>
+          <w:tcPr/>
+          <w:p>
+            <w:pPr>
+              <w:pStyle w:val="Compact"/>
+              <w:jc w:val="left"/>
+            </w:pPr>
+            <w:r>
+              <w:t xml:space="preserve">Archive (§6 step 0): 35 posts + 4 comments + 20/20 images</w:t>
+            </w:r>
+          </w:p>
+        </w:tc>
+        <w:tc>
+          <w:tcPr/>
+          <w:p>
+            <w:pPr>
+              <w:pStyle w:val="Compact"/>
+              <w:jc w:val="left"/>
+            </w:pPr>
+            <w:r>
+              <w:t xml:space="preserve">PASS — committed</w:t>
+            </w:r>
+          </w:p>
+        </w:tc>
+        <w:tc>
+          <w:tcPr/>
+          <w:p>
+            <w:pPr>
+              <w:pStyle w:val="Compact"/>
+              <w:jc w:val="left"/>
+            </w:pPr>
+            <w:r>
+              <w:t xml:space="preserve">Developer</w:t>
+            </w:r>
+          </w:p>
+        </w:tc>
+      </w:tr>
+      <w:tr>
+        <w:tc>
+          <w:tcPr/>
+          <w:p>
+            <w:pPr>
+              <w:pStyle w:val="Compact"/>
+              <w:jc w:val="left"/>
+            </w:pPr>
+            <w:r>
+              <w:t xml:space="preserve">2026-07-26</w:t>
+            </w:r>
+          </w:p>
+        </w:tc>
+        <w:tc>
+          <w:tcPr/>
+          <w:p>
+            <w:pPr>
+              <w:pStyle w:val="Compact"/>
+              <w:jc w:val="left"/>
+            </w:pPr>
+            <w:r>
+              <w:t xml:space="preserve">Dry run (§6 step 2): 35 to insert, 0 skipped, target has 0 posts</w:t>
+            </w:r>
+          </w:p>
+        </w:tc>
+        <w:tc>
+          <w:tcPr/>
+          <w:p>
+            <w:pPr>
+              <w:pStyle w:val="Compact"/>
+              <w:jc w:val="left"/>
+            </w:pPr>
+            <w:r>
+              <w:t xml:space="preserve">PASS</w:t>
+            </w:r>
+          </w:p>
+        </w:tc>
+        <w:tc>
+          <w:tcPr/>
+          <w:p>
+            <w:pPr>
+              <w:pStyle w:val="Compact"/>
+              <w:jc w:val="left"/>
+            </w:pPr>
+            <w:r>
+              <w:t xml:space="preserve">Developer</w:t>
+            </w:r>
+          </w:p>
+        </w:tc>
+      </w:tr>
+      <w:tr>
+        <w:tc>
+          <w:tcPr/>
+          <w:p>
+            <w:pPr>
+              <w:pStyle w:val="Compact"/>
+              <w:jc w:val="left"/>
+            </w:pPr>
+            <w:r>
               <w:t xml:space="preserve">—</w:t>
             </w:r>
           </w:p>
@@ -2510,7 +3047,19 @@
               <w:jc w:val="left"/>
             </w:pPr>
             <w:r>
-              <w:t xml:space="preserve">pending D-05</w:t>
+              <w:t xml:space="preserve">OAuth setup + test batch + full run (§6 steps 1, 3, 4)</w:t>
+            </w:r>
+          </w:p>
+        </w:tc>
+        <w:tc>
+          <w:tcPr/>
+          <w:p>
+            <w:pPr>
+              <w:pStyle w:val="Compact"/>
+              <w:jc w:val="left"/>
+            </w:pPr>
+            <w:r>
+              <w:t xml:space="preserve">pending Owner</w:t>
             </w:r>
           </w:p>
         </w:tc>
@@ -2789,6 +3338,91 @@
     </w:lvl>
     <w:lvl w:ilvl="8">
       <w:start w:val="1"/>
+      <w:numFmt w:val="decimal"/>
+      <w:lvlText w:val="%9."/>
+      <w:lvlJc w:val="left"/>
+      <w:pPr>
+        <w:ind w:left="6480" w:hanging="480"/>
+      </w:pPr>
+    </w:lvl>
+  </w:abstractNum>
+  <w:abstractNum w:abstractNumId="99410">
+    <w:nsid w:val="A99410"/>
+    <w:multiLevelType w:val="multilevel"/>
+    <w:lvl w:ilvl="0">
+      <w:start w:val="0"/>
+      <w:numFmt w:val="decimal"/>
+      <w:lvlText w:val="%1."/>
+      <w:lvlJc w:val="left"/>
+      <w:pPr>
+        <w:ind w:left="720" w:hanging="480"/>
+      </w:pPr>
+    </w:lvl>
+    <w:lvl w:ilvl="1">
+      <w:start w:val="0"/>
+      <w:numFmt w:val="decimal"/>
+      <w:lvlText w:val="%2."/>
+      <w:lvlJc w:val="left"/>
+      <w:pPr>
+        <w:ind w:left="1440" w:hanging="480"/>
+      </w:pPr>
+    </w:lvl>
+    <w:lvl w:ilvl="2">
+      <w:start w:val="0"/>
+      <w:numFmt w:val="decimal"/>
+      <w:lvlText w:val="%3."/>
+      <w:lvlJc w:val="left"/>
+      <w:pPr>
+        <w:ind w:left="2160" w:hanging="480"/>
+      </w:pPr>
+    </w:lvl>
+    <w:lvl w:ilvl="3">
+      <w:start w:val="0"/>
+      <w:numFmt w:val="decimal"/>
+      <w:lvlText w:val="%4."/>
+      <w:lvlJc w:val="left"/>
+      <w:pPr>
+        <w:ind w:left="2880" w:hanging="480"/>
+      </w:pPr>
+    </w:lvl>
+    <w:lvl w:ilvl="4">
+      <w:start w:val="0"/>
+      <w:numFmt w:val="decimal"/>
+      <w:lvlText w:val="%5."/>
+      <w:lvlJc w:val="left"/>
+      <w:pPr>
+        <w:ind w:left="3600" w:hanging="480"/>
+      </w:pPr>
+    </w:lvl>
+    <w:lvl w:ilvl="5">
+      <w:start w:val="0"/>
+      <w:numFmt w:val="decimal"/>
+      <w:lvlText w:val="%6."/>
+      <w:lvlJc w:val="left"/>
+      <w:pPr>
+        <w:ind w:left="4320" w:hanging="480"/>
+      </w:pPr>
+    </w:lvl>
+    <w:lvl w:ilvl="6">
+      <w:start w:val="0"/>
+      <w:numFmt w:val="decimal"/>
+      <w:lvlText w:val="%7."/>
+      <w:lvlJc w:val="left"/>
+      <w:pPr>
+        <w:ind w:left="5040" w:hanging="480"/>
+      </w:pPr>
+    </w:lvl>
+    <w:lvl w:ilvl="7">
+      <w:start w:val="0"/>
+      <w:numFmt w:val="decimal"/>
+      <w:lvlText w:val="%8."/>
+      <w:lvlJc w:val="left"/>
+      <w:pPr>
+        <w:ind w:left="5760" w:hanging="480"/>
+      </w:pPr>
+    </w:lvl>
+    <w:lvl w:ilvl="8">
+      <w:start w:val="0"/>
       <w:numFmt w:val="decimal"/>
       <w:lvlText w:val="%9."/>
       <w:lvlJc w:val="left"/>
@@ -2834,33 +3468,33 @@
     </w:lvlOverride>
   </w:num>
   <w:num w:numId="1003">
-    <w:abstractNumId w:val="99411"/>
+    <w:abstractNumId w:val="99410"/>
     <w:lvlOverride w:ilvl="0">
-      <w:startOverride w:val="1"/>
+      <w:startOverride w:val="0"/>
     </w:lvlOverride>
     <w:lvlOverride w:ilvl="1">
-      <w:startOverride w:val="1"/>
+      <w:startOverride w:val="0"/>
     </w:lvlOverride>
     <w:lvlOverride w:ilvl="2">
-      <w:startOverride w:val="1"/>
+      <w:startOverride w:val="0"/>
     </w:lvlOverride>
     <w:lvlOverride w:ilvl="3">
-      <w:startOverride w:val="1"/>
+      <w:startOverride w:val="0"/>
     </w:lvlOverride>
     <w:lvlOverride w:ilvl="4">
-      <w:startOverride w:val="1"/>
+      <w:startOverride w:val="0"/>
     </w:lvlOverride>
     <w:lvlOverride w:ilvl="5">
-      <w:startOverride w:val="1"/>
+      <w:startOverride w:val="0"/>
     </w:lvlOverride>
     <w:lvlOverride w:ilvl="6">
-      <w:startOverride w:val="1"/>
+      <w:startOverride w:val="0"/>
     </w:lvlOverride>
     <w:lvlOverride w:ilvl="7">
-      <w:startOverride w:val="1"/>
+      <w:startOverride w:val="0"/>
     </w:lvlOverride>
     <w:lvlOverride w:ilvl="8">
-      <w:startOverride w:val="1"/>
+      <w:startOverride w:val="0"/>
     </w:lvlOverride>
   </w:num>
   <w:num w:numId="1004">

--- a/projects/kkn-badko-blog/export/kkn-badko-blog_Migration_Plan.docx
+++ b/projects/kkn-badko-blog/export/kkn-badko-blog_Migration_Plan.docx
@@ -318,20 +318,17 @@
               <w:jc w:val="left"/>
             </w:pPr>
             <w:r>
-              <w:t xml:space="preserve">D-05 resolved 2026-07-26 →</w:t>
-            </w:r>
-            <w:r>
-              <w:t xml:space="preserve"> </w:t>
-            </w:r>
-            <w:r>
               <w:rPr>
                 <w:bCs/>
                 <w:b/>
               </w:rPr>
-              <w:t xml:space="preserve">Option B selected</w:t>
-            </w:r>
-            <w:r>
-              <w:t xml:space="preserve">; full archive taken; awaiting OAuth setup + execution (§6)</w:t>
+              <w:t xml:space="preserve">COMPLETE 2026-07-26</w:t>
+            </w:r>
+            <w:r>
+              <w:t xml:space="preserve"> </w:t>
+            </w:r>
+            <w:r>
+              <w:t xml:space="preserve">— Option B executed and verified: 35/35 posts on the target blog (§9)</w:t>
             </w:r>
           </w:p>
         </w:tc>
@@ -3035,43 +3032,240 @@
               <w:jc w:val="left"/>
             </w:pPr>
             <w:r>
-              <w:t xml:space="preserve">—</w:t>
-            </w:r>
-          </w:p>
-        </w:tc>
-        <w:tc>
-          <w:tcPr/>
-          <w:p>
-            <w:pPr>
-              <w:pStyle w:val="Compact"/>
-              <w:jc w:val="left"/>
-            </w:pPr>
-            <w:r>
-              <w:t xml:space="preserve">OAuth setup + test batch + full run (§6 steps 1, 3, 4)</w:t>
-            </w:r>
-          </w:p>
-        </w:tc>
-        <w:tc>
-          <w:tcPr/>
-          <w:p>
-            <w:pPr>
-              <w:pStyle w:val="Compact"/>
-              <w:jc w:val="left"/>
-            </w:pPr>
-            <w:r>
-              <w:t xml:space="preserve">pending Owner</w:t>
-            </w:r>
-          </w:p>
-        </w:tc>
-        <w:tc>
-          <w:tcPr/>
-          <w:p>
-            <w:pPr>
-              <w:pStyle w:val="Compact"/>
-              <w:jc w:val="left"/>
-            </w:pPr>
-            <w:r>
-              <w:t xml:space="preserve">—</w:t>
+              <w:t xml:space="preserve">2026-07-26</w:t>
+            </w:r>
+          </w:p>
+        </w:tc>
+        <w:tc>
+          <w:tcPr/>
+          <w:p>
+            <w:pPr>
+              <w:pStyle w:val="Compact"/>
+              <w:jc w:val="left"/>
+            </w:pPr>
+            <w:r>
+              <w:t xml:space="preserve">OAuth setup + first execute run by Owner: 9 inserted, then HTTP 429 (write quota); 1 duplicate created (dedup keyed on title+date, but dates shift timezones)</w:t>
+            </w:r>
+          </w:p>
+        </w:tc>
+        <w:tc>
+          <w:tcPr/>
+          <w:p>
+            <w:pPr>
+              <w:pStyle w:val="Compact"/>
+              <w:jc w:val="left"/>
+            </w:pPr>
+            <w:r>
+              <w:t xml:space="preserve">partial</w:t>
+            </w:r>
+          </w:p>
+        </w:tc>
+        <w:tc>
+          <w:tcPr/>
+          <w:p>
+            <w:pPr>
+              <w:pStyle w:val="Compact"/>
+              <w:jc w:val="left"/>
+            </w:pPr>
+            <w:r>
+              <w:t xml:space="preserve">Owner</w:t>
+            </w:r>
+          </w:p>
+        </w:tc>
+      </w:tr>
+      <w:tr>
+        <w:tc>
+          <w:tcPr/>
+          <w:p>
+            <w:pPr>
+              <w:pStyle w:val="Compact"/>
+              <w:jc w:val="left"/>
+            </w:pPr>
+            <w:r>
+              <w:t xml:space="preserve">2026-07-26</w:t>
+            </w:r>
+          </w:p>
+        </w:tc>
+        <w:tc>
+          <w:tcPr/>
+          <w:p>
+            <w:pPr>
+              <w:pStyle w:val="Compact"/>
+              <w:jc w:val="left"/>
+            </w:pPr>
+            <w:r>
+              <w:t xml:space="preserve">Fixes: title-only dedup + 429 backoff (commit</w:t>
+            </w:r>
+            <w:r>
+              <w:t xml:space="preserve"> </w:t>
+            </w:r>
+            <w:r>
+              <w:rPr>
+                <w:rStyle w:val="VerbatimChar"/>
+              </w:rPr>
+              <w:t xml:space="preserve">878f1b9</w:t>
+            </w:r>
+            <w:r>
+              <w:t xml:space="preserve">); duplicate post moved to Blogger trash</w:t>
+            </w:r>
+          </w:p>
+        </w:tc>
+        <w:tc>
+          <w:tcPr/>
+          <w:p>
+            <w:pPr>
+              <w:pStyle w:val="Compact"/>
+              <w:jc w:val="left"/>
+            </w:pPr>
+            <w:r>
+              <w:t xml:space="preserve">PASS</w:t>
+            </w:r>
+          </w:p>
+        </w:tc>
+        <w:tc>
+          <w:tcPr/>
+          <w:p>
+            <w:pPr>
+              <w:pStyle w:val="Compact"/>
+              <w:jc w:val="left"/>
+            </w:pPr>
+            <w:r>
+              <w:t xml:space="preserve">Developer</w:t>
+            </w:r>
+          </w:p>
+        </w:tc>
+      </w:tr>
+      <w:tr>
+        <w:tc>
+          <w:tcPr/>
+          <w:p>
+            <w:pPr>
+              <w:pStyle w:val="Compact"/>
+              <w:jc w:val="left"/>
+            </w:pPr>
+            <w:r>
+              <w:t xml:space="preserve">2026-07-26</w:t>
+            </w:r>
+          </w:p>
+        </w:tc>
+        <w:tc>
+          <w:tcPr/>
+          <w:p>
+            <w:pPr>
+              <w:pStyle w:val="Compact"/>
+              <w:jc w:val="left"/>
+            </w:pPr>
+            <w:r>
+              <w:t xml:space="preserve">Full run:</w:t>
+            </w:r>
+            <w:r>
+              <w:t xml:space="preserve"> </w:t>
+            </w:r>
+            <w:r>
+              <w:rPr>
+                <w:bCs/>
+                <w:b/>
+              </w:rPr>
+              <w:t xml:space="preserve">26 inserted, 9 skipped, 0 failed</w:t>
+            </w:r>
+            <w:r>
+              <w:t xml:space="preserve"> </w:t>
+            </w:r>
+            <w:r>
+              <w:t xml:space="preserve">→ target has 35/35 posts</w:t>
+            </w:r>
+          </w:p>
+        </w:tc>
+        <w:tc>
+          <w:tcPr/>
+          <w:p>
+            <w:pPr>
+              <w:pStyle w:val="Compact"/>
+              <w:jc w:val="left"/>
+            </w:pPr>
+            <w:r>
+              <w:t xml:space="preserve">PASS</w:t>
+            </w:r>
+          </w:p>
+        </w:tc>
+        <w:tc>
+          <w:tcPr/>
+          <w:p>
+            <w:pPr>
+              <w:pStyle w:val="Compact"/>
+              <w:jc w:val="left"/>
+            </w:pPr>
+            <w:r>
+              <w:t xml:space="preserve">Developer</w:t>
+            </w:r>
+          </w:p>
+        </w:tc>
+      </w:tr>
+      <w:tr>
+        <w:tc>
+          <w:tcPr/>
+          <w:p>
+            <w:pPr>
+              <w:pStyle w:val="Compact"/>
+              <w:jc w:val="left"/>
+            </w:pPr>
+            <w:r>
+              <w:t xml:space="preserve">2026-07-26</w:t>
+            </w:r>
+          </w:p>
+        </w:tc>
+        <w:tc>
+          <w:tcPr/>
+          <w:p>
+            <w:pPr>
+              <w:pStyle w:val="Compact"/>
+              <w:jc w:val="left"/>
+            </w:pPr>
+            <w:r>
+              <w:t xml:space="preserve">§7 verification: 35 posts, identical label histogram (FOTO 20 / BERITA 7 / TIPS 5 / PROFIL 2 / LINK 1 / BCM 1), 20/20 images on Google CDN; website spot-check — home lists newest-first,</w:t>
+            </w:r>
+            <w:r>
+              <w:t xml:space="preserve"> </w:t>
+            </w:r>
+            <w:r>
+              <w:rPr>
+                <w:rStyle w:val="VerbatimChar"/>
+              </w:rPr>
+              <w:t xml:space="preserve">/labels/FOTO</w:t>
+            </w:r>
+            <w:r>
+              <w:t xml:space="preserve"> </w:t>
+            </w:r>
+            <w:r>
+              <w:t xml:space="preserve">filters, post detail renders with images (dates display in the target blog's timezone, one day earlier than source — cosmetic, accepted)</w:t>
+            </w:r>
+          </w:p>
+        </w:tc>
+        <w:tc>
+          <w:tcPr/>
+          <w:p>
+            <w:pPr>
+              <w:pStyle w:val="Compact"/>
+              <w:jc w:val="left"/>
+            </w:pPr>
+            <w:r>
+              <w:rPr>
+                <w:bCs/>
+                <w:b/>
+              </w:rPr>
+              <w:t xml:space="preserve">PASS — migration complete</w:t>
+            </w:r>
+          </w:p>
+        </w:tc>
+        <w:tc>
+          <w:tcPr/>
+          <w:p>
+            <w:pPr>
+              <w:pStyle w:val="Compact"/>
+              <w:jc w:val="left"/>
+            </w:pPr>
+            <w:r>
+              <w:t xml:space="preserve">Developer</w:t>
             </w:r>
           </w:p>
         </w:tc>
